--- a/sourse/с, с++/Технологии разработки современного программного обеспечения/chernikova_v_m_lab_1_hookinject-labprogress/Черникова_Отчет.docx
+++ b/sourse/с, с++/Технологии разработки современного программного обеспечения/chernikova_v_m_lab_1_hookinject-labprogress/Черникова_Отчет.docx
@@ -361,61 +361,7 @@
         <w:rPr>
           <w:rFonts w:cs="Times New Roman"/>
         </w:rPr>
-        <w:t>студент гр. 51</w:t>
-      </w:r>
-      <w:r>
-        <w:rPr>
-          <w:rFonts w:cs="Times New Roman"/>
-        </w:rPr>
-        <w:t>31</w:t>
-      </w:r>
-      <w:r>
-        <w:rPr>
-          <w:rFonts w:cs="Times New Roman"/>
-        </w:rPr>
-        <w:t>00</w:t>
-      </w:r>
-      <w:r>
-        <w:rPr>
-          <w:rFonts w:cs="Times New Roman"/>
-        </w:rPr>
-        <w:t>1</w:t>
-      </w:r>
-      <w:r>
-        <w:rPr>
-          <w:rFonts w:cs="Times New Roman"/>
-        </w:rPr>
-        <w:t>/</w:t>
-      </w:r>
-      <w:r>
-        <w:rPr>
-          <w:rFonts w:cs="Times New Roman"/>
-        </w:rPr>
-        <w:t>2</w:t>
-      </w:r>
-      <w:r>
-        <w:rPr>
-          <w:rFonts w:cs="Times New Roman"/>
-        </w:rPr>
-        <w:t>0</w:t>
-      </w:r>
-      <w:r>
-        <w:rPr>
-          <w:rFonts w:cs="Times New Roman"/>
-        </w:rPr>
-        <w:t>5</w:t>
-      </w:r>
-      <w:r>
-        <w:rPr>
-          <w:rFonts w:cs="Times New Roman"/>
-        </w:rPr>
-        <w:t>0</w:t>
-      </w:r>
-      <w:r>
-        <w:rPr>
-          <w:rFonts w:cs="Times New Roman"/>
-        </w:rPr>
-        <w:t>3</w:t>
+        <w:t>студент гр.</w:t>
       </w:r>
       <w:r>
         <w:rPr>
@@ -587,24 +533,6 @@
         </w:rPr>
         <w:tab/>
         <w:t xml:space="preserve">       </w:t>
-      </w:r>
-      <w:r>
-        <w:rPr>
-          <w:rFonts w:cs="Times New Roman"/>
-        </w:rPr>
-        <w:t>Завадский Е</w:t>
-      </w:r>
-      <w:r>
-        <w:rPr>
-          <w:rFonts w:cs="Times New Roman"/>
-        </w:rPr>
-        <w:t>.</w:t>
-      </w:r>
-      <w:r>
-        <w:rPr>
-          <w:rFonts w:cs="Times New Roman"/>
-        </w:rPr>
-        <w:t xml:space="preserve"> В.</w:t>
       </w:r>
     </w:p>
     <w:p>
@@ -955,11 +883,7 @@
       </w:r>
       <w:proofErr w:type="spellEnd"/>
       <w:r>
-        <w:t xml:space="preserve">, предоставляющего методы для внесения и отказа определённых ранее изменений, которые необходимо внести в ассемблерный код для осуществления перехвата вызова выбранной API-функции;  разработка в рамках тестовой программы функции логирования, на которую будет передано управления при вызове выбранной API-функции;  тестирование </w:t>
-      </w:r>
-      <w:r>
-        <w:lastRenderedPageBreak/>
-        <w:t>разработанного класса для перехвата выбранной API-функции тестовой программы.</w:t>
+        <w:t>, предоставляющего методы для внесения и отказа определённых ранее изменений, которые необходимо внести в ассемблерный код для осуществления перехвата вызова выбранной API-функции;  разработка в рамках тестовой программы функции логирования, на которую будет передано управления при вызове выбранной API-функции;  тестирование разработанного класса для перехвата выбранной API-функции тестовой программы.</w:t>
       </w:r>
     </w:p>
     <w:p>
@@ -971,15 +895,7 @@
         </w:numPr>
       </w:pPr>
       <w:r>
-        <w:t xml:space="preserve">Третий </w:t>
-      </w:r>
-      <w:proofErr w:type="gramStart"/>
-      <w:r>
-        <w:t>этап:  собрать</w:t>
-      </w:r>
-      <w:proofErr w:type="gramEnd"/>
-      <w:r>
-        <w:t xml:space="preserve"> «пустую» </w:t>
+        <w:t xml:space="preserve">Третий этап:  собрать «пустую» </w:t>
       </w:r>
       <w:proofErr w:type="spellStart"/>
       <w:r>
@@ -1003,15 +919,7 @@
       </w:r>
       <w:proofErr w:type="spellEnd"/>
       <w:r>
-        <w:t xml:space="preserve"> и сообщений мониторинга в обратную сторону. 4. Четвертый этап (занятие №4</w:t>
-      </w:r>
-      <w:proofErr w:type="gramStart"/>
-      <w:r>
-        <w:t>):  реализация</w:t>
-      </w:r>
-      <w:proofErr w:type="gramEnd"/>
-      <w:r>
-        <w:t xml:space="preserve"> интерфейса командной строки программы;  реализация ранее определённого протокола взаимодействия компонентов;  интеграция разработанного ранее класс </w:t>
+        <w:t xml:space="preserve"> и сообщений мониторинга в обратную сторону. 4. Четвертый этап (занятие №4):  реализация интерфейса командной строки программы;  реализация ранее определённого протокола взаимодействия компонентов;  интеграция разработанного ранее класс </w:t>
       </w:r>
       <w:proofErr w:type="spellStart"/>
       <w:r>
@@ -1064,15 +972,7 @@
       </w:r>
       <w:proofErr w:type="spellEnd"/>
       <w:r>
-        <w:t xml:space="preserve">, которая будет </w:t>
-      </w:r>
-      <w:proofErr w:type="spellStart"/>
-      <w:r>
-        <w:t>патчить</w:t>
-      </w:r>
-      <w:proofErr w:type="spellEnd"/>
-      <w:r>
-        <w:t xml:space="preserve"> инструкции по адресу вызова функции. </w:t>
+        <w:t xml:space="preserve">, которая будет патчить инструкции по адресу вызова функции. </w:t>
       </w:r>
     </w:p>
     <w:p>
@@ -1378,11 +1278,7 @@
       </w:r>
       <w:proofErr w:type="spellEnd"/>
       <w:r>
-        <w:t xml:space="preserve">, а также их адреса. Функция принимает на вход адрес функции </w:t>
-      </w:r>
-      <w:r>
-        <w:lastRenderedPageBreak/>
-        <w:t xml:space="preserve">мониторинга и название функции из </w:t>
+        <w:t xml:space="preserve">, а также их адреса. Функция принимает на вход адрес функции мониторинга и название функции из </w:t>
       </w:r>
       <w:r>
         <w:rPr>
@@ -1628,7 +1524,6 @@
           <w:noProof/>
           <w:lang w:val="en-US"/>
         </w:rPr>
-        <w:lastRenderedPageBreak/>
         <w:drawing>
           <wp:inline distT="0" distB="0" distL="0" distR="0" wp14:anchorId="567C83C1" wp14:editId="07A48792">
             <wp:extent cx="5943600" cy="2194560"/>
